--- a/revision2/FMI_Title_Page.docx
+++ b/revision2/FMI_Title_Page.docx
@@ -214,7 +214,7 @@
           <w:i w:val="0"/>
           <w:sz w:val="22"/>
         </w:rPr>
-        <w:t>Main text: approximately 10,680 words, excluding nomenclature, back matter, appendix and references</w:t>
+        <w:t>Main text: approximately 10,800 words, excluding nomenclature, back matter, appendix and references</w:t>
       </w:r>
     </w:p>
     <w:p>
